--- a/일본판/4부/4부_3화_하야세_아카리의_입소.docx
+++ b/일본판/4부/4부_3화_하야세_아카리의_입소.docx
@@ -92,7 +92,7 @@
           <w:color w:val="555555"/>
           <w:sz w:val="22"/>
         </w:rPr>
-        <w:t>(2022年12月5日(月)、午後五時四十分。桐生法律事務所の応接室。机の上に、奥浜地方裁判所の保釈請求却下決定の写しと、検察官意見書。窓の外は、もう暗い。鉄瓶から細い湯気。宇佐美はコートを椅子の背にかけ、三浦が決定書を読み上げている。灯はノートパソコンを開いたまま、真壁の斜め向かいに座っている。)</w:t>
+        <w:t>(2022年12月5日(月)、午後五時四十分。桐生法律事務所の応接室。机の上に、奥浜地方裁判所の保釈請求却下決定の写しと、検察官意見書。窓の外はもう暗い。鉄瓶から細い湯気。宇佐美はコートを椅子の背にかけ、三浦が決定書を読み上げている。灯はノートパソコンを開いたまま、真壁の斜め向かいに座っている。)</w:t>
       </w:r>
     </w:p>
     <w:p>
@@ -230,7 +230,7 @@
           <w:i w:val="0"/>
           <w:sz w:val="22"/>
         </w:rPr>
-        <w:t>「再犯のおそれ」は、八十九条の列挙事由にありません。一号から六号まで、確認しました。威力業務妨害は、一号にも二号にも当たりません。(画面から目を上げる)なのに、決定の第二の理由に、同じ中身が入っています。裁量保釈を否定する材料として。</w:t>
+        <w:t>「再犯のおそれ」は、八十九条の列挙事由にありません。一号から六号まで、確認しました。威力業務妨害は、一号にも二号にも当たりません。(画面から目を上げる)なのに決定の第二の理由に、同じ中身が入っています。裁量保釈を否定する材料として。</w:t>
       </w:r>
     </w:p>
     <w:p>
@@ -322,7 +322,7 @@
           <w:i w:val="0"/>
           <w:sz w:val="22"/>
         </w:rPr>
-        <w:t>書きます。ただ、診断書は、宮下先生の意見書が間に合うかどうかで、重みが変わります。</w:t>
+        <w:t>書きます。ただ診断書は、宮下先生の意見書が間に合うかどうかで、重みが変わります。</w:t>
       </w:r>
     </w:p>
     <w:p>
@@ -475,7 +475,7 @@
           <w:i w:val="0"/>
           <w:sz w:val="22"/>
         </w:rPr>
-        <w:t>あれが、一回きりの見せ方なのか、続くのか。三週間、見ていました。外套には、まだ付けていない。理由を言わずに付けることも、していない。</w:t>
+        <w:t>あれが一回きりの見せ方なのか、続くのか。三週間、見ていました。外套にはまだ付けていない。理由を言わずに付けることも、していない。</w:t>
       </w:r>
     </w:p>
     <w:p>
@@ -498,7 +498,7 @@
           <w:i w:val="0"/>
           <w:sz w:val="22"/>
         </w:rPr>
-        <w:t>付けるときは、理由を言う。そう決めました。まだ、言える理由がありません。</w:t>
+        <w:t>付けるときは、理由を言う。そう決めました。まだ言える理由がありません。</w:t>
       </w:r>
     </w:p>
     <w:p>
@@ -521,7 +521,7 @@
           <w:i w:val="0"/>
           <w:sz w:val="22"/>
         </w:rPr>
-        <w:t>一つ、申し出があります。(鞄から、折りたたんだ紙を出す)十二月十二日から、議員会館に入ります。非常勤で、授業のない日を中心に、週三日。国会の質疑のある日は、その前後も。……監視は、中からのほうが精度が高いので。</w:t>
+        <w:t>一つ申し出があります。(鞄から折りたたんだ紙を出す)十二月十二日から、議員会館に入ります。非常勤で授業のない日を中心に、週三日。国会の質疑のある日は、その前後も。……監視は、中からのほうが精度が高いので。</w:t>
       </w:r>
     </w:p>
     <w:p>
@@ -559,7 +559,7 @@
           <w:i w:val="0"/>
           <w:sz w:val="22"/>
         </w:rPr>
-        <w:t>理由を、聞いてもいいですか。</w:t>
+        <w:t>理由を聞いてもいいですか。</w:t>
       </w:r>
     </w:p>
     <w:p>
@@ -582,7 +582,7 @@
           <w:i w:val="0"/>
           <w:sz w:val="22"/>
         </w:rPr>
-        <w:t>皿のことは、半分です。もう半分は、保釈の理由書を、自分で書いたこと。調べたものが書面になって、裁判官の机に載る。授業より、速いです。(小さく息をつく)世襲を認めたわけじゃありません。三代目がその椅子に座っている間、数を数える人間が必要だと思っただけで。</w:t>
+        <w:t>皿のことは半分です。もう半分は保釈の理由書を、自分で書いたこと。調べたものが書面になって、裁判官の机に載る。授業より速いです。(小さく息をつく)世襲を認めたわけじゃありません。三代目がその椅子に座っている間、数を数える人間が必要だと思っただけで。</w:t>
       </w:r>
     </w:p>
     <w:p>
@@ -605,7 +605,7 @@
           <w:i w:val="0"/>
           <w:sz w:val="22"/>
         </w:rPr>
-        <w:t>助かります。給与は、事務所の規程どおりに。</w:t>
+        <w:t>助かります。給与は事務所の規程どおりに。</w:t>
       </w:r>
     </w:p>
     <w:p>
@@ -661,7 +661,7 @@
           <w:i w:val="0"/>
           <w:sz w:val="22"/>
         </w:rPr>
-        <w:t>お湯は、沸いています。</w:t>
+        <w:t>お湯は沸いています。</w:t>
       </w:r>
     </w:p>
     <w:p>
@@ -676,7 +676,7 @@
           <w:color w:val="555555"/>
           <w:sz w:val="22"/>
         </w:rPr>
-        <w:t>(鉄瓶から、湯気が一本。)</w:t>
+        <w:t>(鉄瓶から湯気が一本。)</w:t>
       </w:r>
     </w:p>
     <w:p>
@@ -800,7 +800,7 @@
           <w:i w:val="0"/>
           <w:sz w:val="22"/>
         </w:rPr>
-        <w:t>図書館の外。……LINE、読んだの。</w:t>
+        <w:t>図書館の外。……LINE読んだの。</w:t>
       </w:r>
     </w:p>
     <w:p>
@@ -971,7 +971,7 @@
           <w:i w:val="0"/>
           <w:sz w:val="22"/>
         </w:rPr>
-        <w:t>同じことだ。あの家は、二代、国の金を動かす側にいた。親父さんの名前で、お前が。じいさんが聞いたら、何と言う。</w:t>
+        <w:t>同じことだ。あの家は二代、国の金を動かす側にいた。親父さんの名前で、お前が。じいさんが聞いたら、何と言う。</w:t>
       </w:r>
     </w:p>
     <w:p>
@@ -1017,7 +1017,7 @@
           <w:i w:val="0"/>
           <w:sz w:val="22"/>
         </w:rPr>
-        <w:t>中から。(笑いに近い、短い息)おれは三十年、中にいたよ。発電所の下請けの、正社員で。中にいると、見えなくなるんだ。数字を直そうと思う人間も、いなくなる。</w:t>
+        <w:t>中から。(笑いに近い短い息)おれは三十年、中にいたよ。発電所の下請けの、正社員で。中にいると、見えなくなるんだ。数字を直そうと思う人間も、いなくなる。</w:t>
       </w:r>
     </w:p>
     <w:p>
@@ -1109,7 +1109,7 @@
           <w:i w:val="0"/>
           <w:sz w:val="22"/>
         </w:rPr>
-        <w:t>灯。おれは、お前に顔を立てろとは言わん。ただ、じいさんの名前は、お前の肩書きじゃない。</w:t>
+        <w:t>灯。おれはお前に顔を立てろとは言わん。ただじいさんの名前は、お前の肩書きじゃない。</w:t>
       </w:r>
     </w:p>
     <w:p>
@@ -1170,7 +1170,7 @@
           <w:i w:val="0"/>
           <w:sz w:val="22"/>
         </w:rPr>
-        <w:t>今は、スーパーの配送の臨時だ。箱の数を数えるのだけは、まだ間違えん。</w:t>
+        <w:t>今はスーパーの配送の臨時だ。箱の数を数えるのだけは、まだ間違えん。</w:t>
       </w:r>
     </w:p>
     <w:p>
@@ -1330,7 +1330,7 @@
           <w:i w:val="0"/>
           <w:sz w:val="22"/>
         </w:rPr>
-        <w:t>分かっています。肩書きは、調査員で結構です。</w:t>
+        <w:t>分かっています。肩書きは調査員で結構です。</w:t>
       </w:r>
     </w:p>
     <w:p>
@@ -1376,7 +1376,7 @@
           <w:i w:val="0"/>
           <w:sz w:val="22"/>
         </w:rPr>
-        <w:t>給与は、先生の資金管理団体から出します。支出は、私が記載します。報告書に、お名前が出ます。</w:t>
+        <w:t>給与は、先生の資金管理団体から出します。支出は私が記載します。報告書にお名前が出ます。</w:t>
       </w:r>
     </w:p>
     <w:p>
@@ -1422,7 +1422,7 @@
           <w:i w:val="0"/>
           <w:sz w:val="22"/>
         </w:rPr>
-        <w:t>……そうですか。(通行証のパスケースを、机の上で灯のほうへ滑らせる)首から掛けて、館内では外さないこと。紛失は、すぐ私に。</w:t>
+        <w:t>……そうですか。(通行証のパスケースを、机の上で灯のほうへ滑らせる)首から掛けて、館内では外さないこと。紛失はすぐ私に。</w:t>
       </w:r>
     </w:p>
     <w:p>
@@ -1506,7 +1506,7 @@
           <w:color w:val="555555"/>
           <w:sz w:val="22"/>
         </w:rPr>
-        <w:t>(榊の手が、一瞬、止まる。真壁が、書類の下で小さく息を吐く。)</w:t>
+        <w:t>(榊の手が一瞬、止まる。真壁が書類の下で小さく息を吐く。)</w:t>
       </w:r>
     </w:p>
     <w:p>
@@ -1529,7 +1529,7 @@
           <w:i w:val="0"/>
           <w:sz w:val="22"/>
         </w:rPr>
-        <w:t>机は、そちらの窓際の、奥です。お父上が来客用に使われていた机で、引き出しが一つ、固くなっております。</w:t>
+        <w:t>机はそちらの窓際の、奥です。お父上が来客用に使われていた机で、引き出しが一つ、固くなっております。</w:t>
       </w:r>
     </w:p>
     <w:p>
@@ -1552,7 +1552,7 @@
           <w:i w:val="0"/>
           <w:sz w:val="22"/>
         </w:rPr>
-        <w:t>使います。(電気ポットのほうを見て)お茶を、淹れましょうか。</w:t>
+        <w:t>使います。(電気ポットのほうを見て)お茶を淹れましょうか。</w:t>
       </w:r>
     </w:p>
     <w:p>
@@ -1575,7 +1575,7 @@
           <w:i w:val="0"/>
           <w:sz w:val="22"/>
         </w:rPr>
-        <w:t>お構いなく。(間)湯気が、きれいですね。</w:t>
+        <w:t>お構いなく。(間)湯気がきれいですね。</w:t>
       </w:r>
     </w:p>
     <w:p>
@@ -1613,7 +1613,7 @@
           <w:i w:val="0"/>
           <w:sz w:val="22"/>
         </w:rPr>
-        <w:t>先生は、緑茶と、ほうじ茶と。</w:t>
+        <w:t>先生は緑茶と、ほうじ茶と。</w:t>
       </w:r>
     </w:p>
     <w:p>
@@ -1681,7 +1681,7 @@
           <w:color w:val="555555"/>
           <w:sz w:val="22"/>
         </w:rPr>
-        <w:t>(同日、午後三時。七一五号室。応接机の上に、法務委員会の質疑原稿の束。表紙に「十二月十五日(木) 法務委員会 持ち時間二十分」とある。赤鉛筆を持った灯が、三枚目で手を止める。真壁は、立ったまま、窓の外の議事堂を見ている。)</w:t>
+        <w:t>(同日、午後三時。七一五号室。応接机の上に、法務委員会の質疑原稿の束。表紙に「十二月十五日(木) 法務委員会 持ち時間二十分」とある。赤鉛筆を持った灯が、三枚目で手を止める。真壁は立ったまま、窓の外の議事堂を見ている。)</w:t>
       </w:r>
     </w:p>
     <w:p>
@@ -1704,7 +1704,7 @@
           <w:i w:val="0"/>
           <w:sz w:val="22"/>
         </w:rPr>
-        <w:t>先生。三枚目の、この一文。</w:t>
+        <w:t>先生。三枚目のこの一文。</w:t>
       </w:r>
     </w:p>
     <w:p>
@@ -1727,7 +1727,7 @@
           <w:i w:val="0"/>
           <w:sz w:val="22"/>
         </w:rPr>
-        <w:t>「奥浜地裁管内の保釈許可率は九割を超えています。にもかかわらず、八十七歳で持病のある被告人の請求が却下された」。そこが、質問の頭です。</w:t>
+        <w:t>「奥浜地裁管内の保釈許可率は九割を超えています。にもかかわらず、八十七歳で持病のある被告人の請求が却下された」。そこが質問の頭です。</w:t>
       </w:r>
     </w:p>
     <w:p>
@@ -1796,7 +1796,7 @@
           <w:i w:val="0"/>
           <w:sz w:val="22"/>
         </w:rPr>
-        <w:t>表三は、罪名別です。(冊子の写しを開いて指す)九割一分三厘は、「道路交通法違反・過失運転致死傷等」の行です。四百八十件のうち、許可が四百三十八件。四百三十八割る四百八十で、〇・九一二五。そこだけ見れば、確かに九割を超えます。</w:t>
+        <w:t>表三は罪名別です。(冊子の写しを開いて指す)九割一分三厘は、「道路交通法違反・過失運転致死傷等」の行です。四百八十件のうち、許可が四百三十八件。四百三十八割る四百八十で、〇・九一二五。そこだけ見れば、確かに九割を超えます。</w:t>
       </w:r>
     </w:p>
     <w:p>
@@ -1819,7 +1819,7 @@
           <w:i w:val="0"/>
           <w:sz w:val="22"/>
         </w:rPr>
-        <w:t>……罪名の、一行。</w:t>
+        <w:t>……罪名の一行。</w:t>
       </w:r>
     </w:p>
     <w:p>
@@ -1842,7 +1842,7 @@
           <w:i w:val="0"/>
           <w:sz w:val="22"/>
         </w:rPr>
-        <w:t>全体の行は、請求既済千二百四十件、許可九百二件で、七割二分七厘。取下げの八十八件は、分母に入れていません。入れれば、六割七分九厘。(紙の端に、数字を書き足す)そして、八十七歳の被告人と同じ土俵にある集団は、否認事件です。三百十件のうち、許可は七十四件。七十四割る三百十は、〇・二三八七。二割四分に届きません。</w:t>
+        <w:t>全体の行は、請求既済千二百四十件、許可九百二件で、七割二分七厘。取下げの八十八件は、分母に入れていません。入れれば六割七分九厘。(紙の端に数字を書き足す)そして、八十七歳の被告人と同じ土俵にある集団は、否認事件です。三百十件のうち、許可は七十四件。七十四割る三百十は、〇・二三八七。二割四分に届きません。</w:t>
       </w:r>
     </w:p>
     <w:p>
@@ -1903,7 +1903,7 @@
           <w:i w:val="0"/>
           <w:sz w:val="22"/>
         </w:rPr>
-        <w:t>はい。このまま読むと、政府参考人に、「前提が違います」と言われます。九割の中で例外的に却下された、という話にはならない。否認すると、許可が三割以下に落ちる。それ自体が、質問の本体です。</w:t>
+        <w:t>はい。このまま読むと、政府参考人に、「前提が違います」と言われます。九割の中で例外的に却下された、という話にはならない。否認すると、許可が三割以下に落ちる。それ自体が質問の本体です。</w:t>
       </w:r>
     </w:p>
     <w:p>
@@ -1959,7 +1959,7 @@
           <w:i w:val="0"/>
           <w:sz w:val="22"/>
         </w:rPr>
-        <w:t>母数が違うと、数字が違います。計算は、間違っていなかった。選んだ行が、違っただけです。</w:t>
+        <w:t>母数が違うと、数字が違います。計算は間違っていなかった。選んだ行が違っただけです。</w:t>
       </w:r>
     </w:p>
     <w:p>
@@ -1982,7 +1982,7 @@
           <w:i w:val="0"/>
           <w:sz w:val="22"/>
         </w:rPr>
-        <w:t>慰めには、ならないが。……ありがとう。直します。</w:t>
+        <w:t>慰めにはならないが。……ありがとう。直します。</w:t>
       </w:r>
     </w:p>
     <w:p>
@@ -1997,7 +1997,7 @@
           <w:color w:val="555555"/>
           <w:sz w:val="22"/>
         </w:rPr>
-        <w:t>(真壁は机に戻り、原稿の三枚目を引き寄せる。「九割を超えています」に線を引き、ペンを持つ。)</w:t>
+        <w:t>(真壁は机に戻り、原稿の三枚目を引き寄せる。「九割を超えています」に線を引きペンを持つ。)</w:t>
       </w:r>
     </w:p>
     <w:p>
@@ -2020,7 +2020,7 @@
           <w:i w:val="0"/>
           <w:sz w:val="22"/>
         </w:rPr>
-        <w:t>「論語に、こうあります」……</w:t>
+        <w:t>「論語にこうあります」……</w:t>
       </w:r>
     </w:p>
     <w:p>
@@ -2043,7 +2043,7 @@
           <w:i w:val="0"/>
           <w:sz w:val="22"/>
         </w:rPr>
-        <w:t>論語は、結構です。</w:t>
+        <w:t>論語は結構です。</w:t>
       </w:r>
     </w:p>
     <w:p>
@@ -2100,7 +2100,7 @@
           <w:color w:val="555555"/>
           <w:sz w:val="22"/>
         </w:rPr>
-        <w:t>(ほんの少し、口の端を動かす)</w:t>
+        <w:t>(ほんの少し口の端を動かす)</w:t>
       </w:r>
       <w:r>
         <w:rPr>
@@ -2109,7 +2109,7 @@
           <w:i w:val="0"/>
           <w:sz w:val="22"/>
         </w:rPr>
-        <w:t>改める、まで読むのは、ずるいです。</w:t>
+        <w:t>改めるまで読むのは、ずるいです。</w:t>
       </w:r>
     </w:p>
     <w:p>
@@ -2193,7 +2193,7 @@
           <w:i w:val="0"/>
           <w:sz w:val="22"/>
         </w:rPr>
-        <w:t>次は、薬の項です。「保管と投与の手順に、五分以内の基準があるのか」。</w:t>
+        <w:t>次は薬の項です。「保管と投与の手順に、五分以内の基準があるのか」。</w:t>
       </w:r>
     </w:p>
     <w:p>
@@ -2216,7 +2216,7 @@
           <w:i w:val="0"/>
           <w:sz w:val="22"/>
         </w:rPr>
-        <w:t>基準の有無を、まず聞く。数字は、答弁の後で。</w:t>
+        <w:t>基準の有無を、まず聞く。数字は答弁の後で。</w:t>
       </w:r>
     </w:p>
     <w:p>
@@ -2261,7 +2261,7 @@
           <w:color w:val="555555"/>
           <w:sz w:val="22"/>
         </w:rPr>
-        <w:t>(十二月十三日(火)、午後零時二十分。議員会館地下の食堂。長いテーブルに、日替わり定食の盆が並ぶ。窓のない壁に、メニューの短冊。「A定食 六百五十円」。真壁と灯が、向かい合って座る。)</w:t>
+        <w:t>(十二月十三日(火)、午後零時二十分。議員会館地下の食堂。長いテーブルに、日替わり定食の盆が並ぶ。窓のない壁に、メニューの短冊。「A定食 六百五十円」。真壁と灯が向かい合って座る。)</w:t>
       </w:r>
     </w:p>
     <w:p>
@@ -2307,7 +2307,7 @@
           <w:i w:val="0"/>
           <w:sz w:val="22"/>
         </w:rPr>
-        <w:t>助かります。……定食は、よく来るんですか。</w:t>
+        <w:t>助かります。……定食はよく来るんですか。</w:t>
       </w:r>
     </w:p>
     <w:p>
@@ -2353,7 +2353,7 @@
           <w:i w:val="0"/>
           <w:sz w:val="22"/>
         </w:rPr>
-        <w:t>安いほうです。議員が食べるものの値段は、世間に、よく知られていますから。</w:t>
+        <w:t>安いほうです。議員が食べるものの値段は、世間によく知られていますから。</w:t>
       </w:r>
     </w:p>
     <w:p>
@@ -2376,7 +2376,7 @@
           <w:i w:val="0"/>
           <w:sz w:val="22"/>
         </w:rPr>
-        <w:t>知られていることが、いいことなら。(箸を置く)先生。一月に、世襲は店の跡継ぎだ、と言いました。</w:t>
+        <w:t>知られていることが、いいことなら。(箸を置く)先生。一月に世襲は店の跡継ぎだ、と言いました。</w:t>
       </w:r>
     </w:p>
     <w:p>
@@ -2422,7 +2422,7 @@
           <w:i w:val="0"/>
           <w:sz w:val="22"/>
         </w:rPr>
-        <w:t>半分だけ取り消します。店の跡継ぎは味を継ぐ。味が悪ければ客が来なくなる。議員は、客が選べる。そこは、店より、ましな仕組みです。</w:t>
+        <w:t>半分だけ取り消します。店の跡継ぎは味を継ぐ。味が悪ければ客が来なくなる。議員は客が選べる。そこは店よりましな仕組みです。</w:t>
       </w:r>
     </w:p>
     <w:p>
@@ -2514,7 +2514,7 @@
           <w:i w:val="0"/>
           <w:sz w:val="22"/>
         </w:rPr>
-        <w:t>開けていない、は、知っています。(盆の端の小皿を見て)……私も、実家には、開けていない箱があります。避難のとき、持ち出せなかったものを、父が、全部、記憶の中に入れたままで。</w:t>
+        <w:t>開けていないは、知っています。(盆の端の小皿を見て)……私も実家には、開けていない箱があります。避難のとき、持ち出せなかったものを、父が、全部、記憶の中に入れたままで。</w:t>
       </w:r>
     </w:p>
     <w:p>
@@ -2560,7 +2560,7 @@
           <w:i w:val="0"/>
           <w:sz w:val="22"/>
         </w:rPr>
-        <w:t>三年、仮設の下で。その間に祖父は、ほっき飯を炊くのをやめました。(短く笑う)箱の中身は、見たことがないのに、箱の数は、なぜか知っているんです。</w:t>
+        <w:t>三年、仮設の下で。その間に祖父は、ほっき飯を炊くのをやめました。(短く笑う)箱の中身は、見たことがないのに、箱の数はなぜか知っているんです。</w:t>
       </w:r>
     </w:p>
     <w:p>
@@ -2667,7 +2667,7 @@
           <w:i w:val="0"/>
           <w:sz w:val="22"/>
         </w:rPr>
-        <w:t>同席します。参考人には、数字から先に、見せる。</w:t>
+        <w:t>同席します。参考人には数字から先に見せる。</w:t>
       </w:r>
     </w:p>
     <w:p>
@@ -2827,7 +2827,7 @@
           <w:i w:val="0"/>
           <w:sz w:val="22"/>
         </w:rPr>
-        <w:t>接見に入るところです。携帯は、受付に預けているので、私が出ました。</w:t>
+        <w:t>接見に入るところです。携帯は受付に預けているので、私が出ました。</w:t>
       </w:r>
     </w:p>
     <w:p>
@@ -2850,7 +2850,7 @@
           <w:i w:val="0"/>
           <w:sz w:val="22"/>
         </w:rPr>
-        <w:t>ああ。……いや、伝言でいい。刑事施設の医療について、公開されている指針と通達を、まとめて送った。保釈の理由書の足しになるかと思って。</w:t>
+        <w:t>ああ。……いや伝言でいい。刑事施設の医療について、公開されている指針と通達を、まとめて送った。保釈の理由書の足しになるかと思って。</w:t>
       </w:r>
     </w:p>
     <w:p>
@@ -2896,7 +2896,7 @@
           <w:i w:val="0"/>
           <w:sz w:val="22"/>
         </w:rPr>
-        <w:t>公開のものだけだ。いま、何もしていない顔で、公開資料だけを拾っている。それしか、できない。(間)先生に、そう伝えてくれ。</w:t>
+        <w:t>公開のものだけだ。いま、何もしていない顔で、公開資料だけを拾っている。それしかできない。(間)先生にそう伝えてくれ。</w:t>
       </w:r>
     </w:p>
     <w:p>
@@ -2942,7 +2942,7 @@
           <w:i w:val="0"/>
           <w:sz w:val="22"/>
         </w:rPr>
-        <w:t>澪か。夜泣きが、ひどい。(声が、少しだけ、緩む)切るぞ。</w:t>
+        <w:t>澪か。夜泣きがひどい。(声が、少しだけ緩む)切るぞ。</w:t>
       </w:r>
     </w:p>
     <w:p>
@@ -2972,7 +2972,7 @@
           <w:color w:val="555555"/>
           <w:sz w:val="22"/>
         </w:rPr>
-        <w:t>(三時四十分。接見室から出てきた真壁と宇佐美が、受付の外へ出る。真壁の顔色が、悪い。灯は立ち上がって、ベンチの席を空ける。)</w:t>
+        <w:t>(三時四十分。接見室から出てきた真壁と宇佐美が、受付の外へ出る。真壁の顔色が悪い。灯は立ち上がって、ベンチの席を空ける。)</w:t>
       </w:r>
     </w:p>
     <w:p>
@@ -3041,7 +3041,7 @@
           <w:i w:val="0"/>
           <w:sz w:val="22"/>
         </w:rPr>
-        <w:t>わしが代わりに言う。遠藤さんは、体重が四キロ落ちた。食が細い。夜中に、またボタンを押したそうだ。</w:t>
+        <w:t>わしが代わりに言う。遠藤さんは、体重が四キロ落ちた。食が細い。夜中にまたボタンを押したそうだ。</w:t>
       </w:r>
     </w:p>
     <w:p>
@@ -3087,7 +3087,7 @@
           <w:i w:val="0"/>
           <w:sz w:val="22"/>
         </w:rPr>
-        <w:t>十四日の深夜二時ごろ。薬が来るまで、九分。前回の十三分より、短い。</w:t>
+        <w:t>十四日の深夜二時ごろ。薬が来るまで九分。前回の十三分より、短い。</w:t>
       </w:r>
     </w:p>
     <w:p>
@@ -3133,7 +3133,7 @@
           <w:i w:val="0"/>
           <w:sz w:val="22"/>
         </w:rPr>
-        <w:t>本人は、「数えるのが早くなったのか、薬が早くなったのか、分からねえ」と言っていました。今度は、五百で来た、と。</w:t>
+        <w:t>本人は、「数えるのが早くなったのか、薬が早くなったのか、分からねえ」と言っていました。今度は五百で来た、と。</w:t>
       </w:r>
     </w:p>
     <w:p>
@@ -3189,7 +3189,7 @@
           <w:i w:val="0"/>
           <w:sz w:val="22"/>
         </w:rPr>
-        <w:t>数字の話は、あとだ。(コートの襟を立てる)本人から、もう一つ。外に誰か立っていないか、と聞かれた。</w:t>
+        <w:t>数字の話はあとだ。(コートの襟を立てる)本人からもう一つ。外に誰か立っていないか、と聞かれた。</w:t>
       </w:r>
     </w:p>
     <w:p>
@@ -3268,7 +3268,7 @@
           <w:i w:val="0"/>
           <w:sz w:val="22"/>
         </w:rPr>
-        <w:t>……帰れません。次の保釈の書面を、今夜中に、組みます。</w:t>
+        <w:t>……帰れません。次の保釈の書面を、今夜中に組みます。</w:t>
       </w:r>
     </w:p>
     <w:p>
@@ -3291,7 +3291,7 @@
           <w:i w:val="0"/>
           <w:sz w:val="22"/>
         </w:rPr>
-        <w:t>診断書は、宮下先生が、月曜に書いてくれる。身元引受書は、和代さんの分がそのまま使える。条件の摺り合わせは、遠藤さんと、来週だ。</w:t>
+        <w:t>診断書は宮下先生が、月曜に書いてくれる。身元引受書は、和代さんの分がそのまま使える。条件の摺り合わせは、遠藤さんと、来週だ。</w:t>
       </w:r>
     </w:p>
     <w:p>
@@ -3337,7 +3337,7 @@
           <w:i w:val="0"/>
           <w:sz w:val="22"/>
         </w:rPr>
-        <w:t>「車道に出ない」には、署名する、と言った。「集会に行かない」には、署名せん、と。(真壁と灯を見て)わしは、止めておらん。</w:t>
+        <w:t>「車道に出ない」には、署名する、と言った。「集会に行かない」には、署名せん、と。(真壁と灯を見て)わしは止めておらん。</w:t>
       </w:r>
     </w:p>
     <w:p>
@@ -3405,7 +3405,7 @@
           <w:color w:val="555555"/>
           <w:sz w:val="22"/>
         </w:rPr>
-        <w:t>(2022年12月17日(土)、午後三時。桐生法律事務所の流し台のそば。小さなガスコンロに、浅い鉄の鍋。机の上に、番茶の葉の袋。三浦が、手拭いを肩にかけている。灯は、袖をまくって、菜箸を持つ。事務所の戸が開き、真壁が、土産の紙袋を提げて入ってくる。)</w:t>
+        <w:t>(2022年12月17日(土)、午後三時。桐生法律事務所の流し台のそば。小さなガスコンロに、浅い鉄の鍋。机の上に番茶の葉の袋。三浦が手拭いを肩にかけている。灯は、袖をまくって、菜箸を持つ。事務所の戸が開き、真壁が土産の紙袋を提げて入ってくる。)</w:t>
       </w:r>
     </w:p>
     <w:p>
@@ -3451,7 +3451,7 @@
           <w:i w:val="0"/>
           <w:sz w:val="22"/>
         </w:rPr>
-        <w:t>はい。祖父が、いつも淹れていたので、そういうものだと。</w:t>
+        <w:t>はい。祖父がいつも淹れていたので、そういうものだと。</w:t>
       </w:r>
     </w:p>
     <w:p>
@@ -3474,7 +3474,7 @@
           <w:i w:val="0"/>
           <w:sz w:val="22"/>
         </w:rPr>
-        <w:t>鍋を、先に温めます。そこへ、葉を入れる。弱火です。(菜箸で、葉を鍋底に広げてみせる)葉を、揺すります。休むと焦げます。香りが立ってきて、細い煙が上がります。上がったら、火を止める。</w:t>
+        <w:t>鍋を先に温めます。そこへ葉を入れる。弱火です。(菜箸で葉を鍋底に広げてみせる)葉を、揺すります。休むと焦げます。香りが立ってきて、細い煙が上がります。上がったら火を止める。</w:t>
       </w:r>
     </w:p>
     <w:p>
@@ -3497,7 +3497,7 @@
           <w:i w:val="0"/>
           <w:sz w:val="22"/>
         </w:rPr>
-        <w:t>煙が、目印ですか。</w:t>
+        <w:t>煙が目印ですか。</w:t>
       </w:r>
     </w:p>
     <w:p>
@@ -3520,7 +3520,7 @@
           <w:i w:val="0"/>
           <w:sz w:val="22"/>
         </w:rPr>
-        <w:t>煙が、一本。一本のうちに、止めます。</w:t>
+        <w:t>煙が一本。一本のうちに止めます。</w:t>
       </w:r>
     </w:p>
     <w:p>
@@ -3619,7 +3619,7 @@
           <w:color w:val="555555"/>
           <w:sz w:val="22"/>
         </w:rPr>
-        <w:t>(鍋の上に、煙が二本、三本。慌てて火を止めた灯の菜箸の先が、色を変えた葉の上を、うろうろする。)</w:t>
+        <w:t>(鍋の上に煙が二本、三本。慌てて火を止めた灯の菜箸の先が、色を変えた葉の上を、うろうろする。)</w:t>
       </w:r>
     </w:p>
     <w:p>
@@ -3688,7 +3688,7 @@
           <w:i w:val="0"/>
           <w:sz w:val="22"/>
         </w:rPr>
-        <w:t>三本は、焦げです。(鍋の中を覗いて、少しだけ笑う)でも、これはこれで、香りが濃いと言う人もいます。</w:t>
+        <w:t>三本は焦げです。(鍋の中を覗いて、少しだけ笑う)でも、これはこれで、香りが濃いと言う人もいます。</w:t>
       </w:r>
     </w:p>
     <w:p>
@@ -3734,7 +3734,7 @@
           <w:i w:val="0"/>
           <w:sz w:val="22"/>
         </w:rPr>
-        <w:t>先生は、緑茶では。</w:t>
+        <w:t>先生は緑茶では。</w:t>
       </w:r>
     </w:p>
     <w:p>
@@ -3757,7 +3757,7 @@
           <w:i w:val="0"/>
           <w:sz w:val="22"/>
         </w:rPr>
-        <w:t>今日は、ほうじ茶です。(湯呑みを受け取り、一口)……焦げ、ています。</w:t>
+        <w:t>今日はほうじ茶です。(湯呑みを受け取り、一口)……焦げています。</w:t>
       </w:r>
     </w:p>
     <w:p>
@@ -3803,7 +3803,7 @@
           <w:i w:val="0"/>
           <w:sz w:val="22"/>
         </w:rPr>
-        <w:t>事務所の、決まりです。</w:t>
+        <w:t>事務所の決まりです。</w:t>
       </w:r>
     </w:p>
     <w:p>
@@ -3827,7 +3827,7 @@
           <w:color w:val="555555"/>
           <w:sz w:val="22"/>
         </w:rPr>
-        <w:t>(新しい葉を、鍋に入れる)</w:t>
+        <w:t>(新しい葉を鍋に入れる)</w:t>
       </w:r>
       <w:r>
         <w:rPr>
@@ -3836,7 +3836,7 @@
           <w:i w:val="0"/>
           <w:sz w:val="22"/>
         </w:rPr>
-        <w:t>もう一度。今度は、私が、見ています。</w:t>
+        <w:t>もう一度。今度は私が、見ています。</w:t>
       </w:r>
     </w:p>
     <w:p>
@@ -3851,7 +3851,7 @@
           <w:color w:val="555555"/>
           <w:sz w:val="22"/>
         </w:rPr>
-        <w:t>(二度目。鍋の上に、煙が、ゆっくり一本、立つ。灯が、息を詰めて、火を止める。)</w:t>
+        <w:t>(二度目。鍋の上に煙が、ゆっくり一本、立つ。灯が、息を詰めて火を止める。)</w:t>
       </w:r>
     </w:p>
     <w:p>
@@ -3935,7 +3935,7 @@
           <w:color w:val="555555"/>
           <w:sz w:val="22"/>
         </w:rPr>
-        <w:t>(三浦が、焙じたての葉を急須に移し、湯を注ぐ。奥の棚の、蓋のない青い湯呑みに、最初の一杯を注ぐ。)</w:t>
+        <w:t>(三浦が焙じたての葉を急須に移し、湯を注ぐ。奥の棚の蓋のない青い湯呑みに、最初の一杯を注ぐ。)</w:t>
       </w:r>
     </w:p>
     <w:p>
@@ -3991,7 +3991,7 @@
           <w:i w:val="0"/>
           <w:sz w:val="22"/>
         </w:rPr>
-        <w:t>千里の道も、一歩から。……順番だけは、覚えました。</w:t>
+        <w:t>千里の道も一歩から。……順番だけは、覚えました。</w:t>
       </w:r>
     </w:p>
     <w:p>
@@ -4006,7 +4006,7 @@
           <w:color w:val="555555"/>
           <w:sz w:val="22"/>
         </w:rPr>
-        <w:t>(青い湯呑みの上に、湯気が、一本。)</w:t>
+        <w:t>(青い湯呑みの上に、湯気が一本。)</w:t>
       </w:r>
     </w:p>
     <w:p>
@@ -4036,7 +4036,7 @@
           <w:color w:val="555555"/>
           <w:sz w:val="22"/>
         </w:rPr>
-        <w:t>(2022年12月22日(木)、午後八時。第一議員会館七一五号室。段ボール箱がいくつも口を開けている。年末の大掃除。床に、古い資料の束と、使わなくなった名簿ファイル。窓の外、議事堂の明かりが、一つずつ落ちていく。真壁が、脚立の上で、棚の最上段の箱を降ろしている。榊が、下で受ける。灯は、机の上でパソコンに向かい、電話を耳に当てている。)</w:t>
+        <w:t>(2022年12月22日(木)、午後八時。第一議員会館七一五号室。段ボール箱がいくつも口を開けている。年末の大掃除。床に、古い資料の束と、使わなくなった名簿ファイル。窓の外、議事堂の明かりが、一つずつ落ちていく。真壁が脚立の上で、棚の最上段の箱を降ろしている。榊が、下で受ける。灯は、机の上でパソコンに向かい、電話を耳に当てている。)</w:t>
       </w:r>
     </w:p>
     <w:p>
@@ -4059,7 +4059,7 @@
           <w:i w:val="0"/>
           <w:sz w:val="22"/>
         </w:rPr>
-        <w:t>……はい。宇佐美先生、聞こえます。二回目の保釈請求は、十二月二十六日に提出。決定は、年内の二十八日までに、という見立てですね。</w:t>
+        <w:t>……はい。宇佐美先生、聞こえます。二回目の保釈請求は、十二月二十六日に提出。決定は年内の二十八日までに、という見立てですね。</w:t>
       </w:r>
     </w:p>
     <w:p>
@@ -4135,7 +4135,7 @@
           <w:i w:val="0"/>
           <w:sz w:val="22"/>
         </w:rPr>
-        <w:t>先生。補足です。類似の条件で、判例集から拾えたのは、十二件。八十歳以上、持病あり、身元引受人あり、診断書付き。許可は、八件でした。</w:t>
+        <w:t>先生。補足です。類似の条件で、判例集から拾えたのは、十二件。八十歳以上、持病あり身元引受人あり、診断書付き。許可は八件でした。</w:t>
       </w:r>
     </w:p>
     <w:p>
@@ -4181,7 +4181,7 @@
           <w:i w:val="0"/>
           <w:sz w:val="22"/>
         </w:rPr>
-        <w:t>ただ、十二件は、母数として小さすぎます。二割四分とは、別の話として並べて書きます。「条件を整えれば許可される例はあるが、母数は少ない」と。</w:t>
+        <w:t>ただ十二件は母数として小さすぎます。二割四分とは、別の話として並べて書きます。「条件を整えれば許可される例はあるが、母数は少ない」と。</w:t>
       </w:r>
     </w:p>
     <w:p>
@@ -4227,7 +4227,7 @@
           <w:i w:val="0"/>
           <w:sz w:val="22"/>
         </w:rPr>
-        <w:t>質疑の反応を、まとめました。参考人は、「否認事件で許可率が低いことは承知している」と答えて、「個別事案には答えを差し控える」。母数の指摘に、問い返しはなかった。数字が、合っていたからです。</w:t>
+        <w:t>質疑の反応を、まとめました。参考人は、「否認事件で許可率が低いことは承知している」と答えて、「個別事案には答えを差し控える」。母数の指摘に、問い返しはなかった。数字が合っていたからです。</w:t>
       </w:r>
     </w:p>
     <w:p>
@@ -4288,7 +4288,7 @@
           <w:color w:val="555555"/>
           <w:sz w:val="22"/>
         </w:rPr>
-        <w:t>(脚立の上から、真壁が、古い名刺ファイルを一つ、榊に渡す。榊が受け取って、棚の上段を、静かに見上げる。)</w:t>
+        <w:t>(脚立の上から真壁が古い名刺ファイルを一つ、榊に渡す。榊が受け取って、棚の上段を静かに見上げる。)</w:t>
       </w:r>
     </w:p>
     <w:p>
@@ -4311,7 +4311,7 @@
           <w:i w:val="0"/>
           <w:sz w:val="22"/>
         </w:rPr>
-        <w:t>その棚は、早瀬さんが使ってください。私の手が、届かない高さですので。</w:t>
+        <w:t>その棚は、早瀬さんが使ってください。私の手が届かない高さですので。</w:t>
       </w:r>
     </w:p>
     <w:p>
@@ -4357,7 +4357,7 @@
           <w:i w:val="0"/>
           <w:sz w:val="22"/>
         </w:rPr>
-        <w:t>脚立がございます。(間)使い方は、お教えします。</w:t>
+        <w:t>脚立がございます。(間)使い方はお教えします。</w:t>
       </w:r>
     </w:p>
     <w:p>
@@ -4486,7 +4486,7 @@
           <w:color w:val="555555"/>
           <w:sz w:val="22"/>
         </w:rPr>
-        <w:t>(2022年12月23日(金)、午後二時。桐生法律事務所。窓を開け放して、雑巾がけの最中。浜野が脚立に乗って、窓枠の埃を拭いている。和代と翔太が、床を水拭きする。女将が、買ってきたパンを、机の端に並べる。三浦は、奥の棚から、湯呑みを一つずつ降ろして、布で拭いている。灯が、その湯呑みを、洗い桶の湯の中へ、静かに沈める。)</w:t>
+        <w:t>(2022年12月23日(金)、午後二時。桐生法律事務所。窓を開け放して、雑巾がけの最中。浜野が脚立に乗って、窓枠の埃を拭いている。和代と翔太が、床を水拭きする。女将が買ってきたパンを、机の端に並べる。三浦は奥の棚から、湯呑みを一つずつ降ろして、布で拭いている。灯が、その湯呑みを、洗い桶の湯の中へ、静かに沈める。)</w:t>
       </w:r>
     </w:p>
     <w:p>
@@ -4509,7 +4509,7 @@
           <w:i w:val="0"/>
           <w:sz w:val="22"/>
         </w:rPr>
-        <w:t>三浦さん、この棚の、こっち側の湯呑みは。</w:t>
+        <w:t>三浦さん、この棚のこっち側の湯呑みは。</w:t>
       </w:r>
     </w:p>
     <w:p>
@@ -4578,7 +4578,7 @@
           <w:i w:val="0"/>
           <w:sz w:val="22"/>
         </w:rPr>
-        <w:t>これです。蓋のない、青いの。(拭いた湯呑みを、掌に載せる)戻ってきたら、いちばんに注ぎます。</w:t>
+        <w:t>これです。蓋のない青いの。(拭いた湯呑みを、掌に載せる)戻ってきたら、いちばんに注ぎます。</w:t>
       </w:r>
     </w:p>
     <w:p>
@@ -4611,7 +4611,7 @@
           <w:i w:val="0"/>
           <w:sz w:val="22"/>
         </w:rPr>
-        <w:t>保釈は、通るのか。</w:t>
+        <w:t>保釈は通るのか。</w:t>
       </w:r>
     </w:p>
     <w:p>
@@ -4657,7 +4657,7 @@
           <w:i w:val="0"/>
           <w:sz w:val="22"/>
         </w:rPr>
-        <w:t>年を越すか、越さんか、か。</w:t>
+        <w:t>年を越すか越さんかか。</w:t>
       </w:r>
     </w:p>
     <w:p>
@@ -4741,7 +4741,7 @@
           <w:i w:val="0"/>
           <w:sz w:val="22"/>
         </w:rPr>
-        <w:t>三浦さん。これも、拭きますか。</w:t>
+        <w:t>三浦さん。これも拭きますか。</w:t>
       </w:r>
     </w:p>
     <w:p>
@@ -4764,7 +4764,7 @@
           <w:i w:val="0"/>
           <w:sz w:val="22"/>
         </w:rPr>
-        <w:t>拭いてください。最後に、棚へ戻す順番だけ、私に聞いて。</w:t>
+        <w:t>拭いてください。最後に棚へ戻す順番だけ、私に聞いて。</w:t>
       </w:r>
     </w:p>
     <w:p>
@@ -4787,7 +4787,7 @@
           <w:i w:val="0"/>
           <w:sz w:val="22"/>
         </w:rPr>
-        <w:t>順番、ですか。</w:t>
+        <w:t>順番ですか。</w:t>
       </w:r>
     </w:p>
     <w:p>
@@ -4833,7 +4833,7 @@
           <w:i w:val="0"/>
           <w:sz w:val="22"/>
         </w:rPr>
-        <w:t>……はい。(拭きながら)長い順、ですね。</w:t>
+        <w:t>……はい。(拭きながら)長い順ですね。</w:t>
       </w:r>
     </w:p>
     <w:p>
@@ -4871,7 +4871,7 @@
           <w:i w:val="0"/>
           <w:sz w:val="22"/>
         </w:rPr>
-        <w:t>早瀬です。……うん。二十九日。いわきの駅に、昼過ぎ。</w:t>
+        <w:t>早瀬です。……うん。二十九日。いわきの駅に昼過ぎ。</w:t>
       </w:r>
     </w:p>
     <w:p>
@@ -4895,7 +4895,7 @@
           <w:color w:val="555555"/>
           <w:sz w:val="22"/>
         </w:rPr>
-        <w:t>(電話口の声が、遠い)</w:t>
+        <w:t>(電話口の声が遠い)</w:t>
       </w:r>
       <w:r>
         <w:rPr>
@@ -4904,7 +4904,7 @@
           <w:i w:val="0"/>
           <w:sz w:val="22"/>
         </w:rPr>
-        <w:t>……迎えに、行く。</w:t>
+        <w:t>……迎えに行く。</w:t>
       </w:r>
     </w:p>
     <w:p>
@@ -4950,7 +4950,7 @@
           <w:i w:val="0"/>
           <w:sz w:val="22"/>
         </w:rPr>
-        <w:t>行く。荷物は、持つ。</w:t>
+        <w:t>行く。荷物は持つ。</w:t>
       </w:r>
     </w:p>
     <w:p>
@@ -5011,7 +5011,7 @@
           <w:color w:val="555555"/>
           <w:sz w:val="22"/>
         </w:rPr>
-        <w:t>(通話が切れる。灯が、携帯を流しの縁に戻す。三浦が、何も聞かずに、拭いた湯呑みを一つ、灯の掌に載せる。)</w:t>
+        <w:t>(通話が切れる。灯が、携帯を流しの縁に戻す。三浦が何も聞かずに、拭いた湯呑みを一つ、灯の掌に載せる。)</w:t>
       </w:r>
     </w:p>
     <w:p>
@@ -5049,7 +5049,7 @@
           <w:color w:val="555555"/>
           <w:sz w:val="22"/>
         </w:rPr>
-        <w:t>(灯はそれを、棚の青い湯呑みの隣にそっと置く。真壁が窓際で、外套の内ポケットを一度だけ押さえる。バッジは、まだ、付けていない。窓の外から、潮の匂い。鉄瓶から、湯気が一本、立っている。)</w:t>
+        <w:t>(灯はそれを、棚の青い湯呑みの隣にそっと置く。真壁が窓際で、外套の内ポケットを一度だけ押さえる。バッジはまだ付けていない。窓の外から潮の匂い。鉄瓶から湯気が一本、立っている。)</w:t>
       </w:r>
     </w:p>
     <w:p>
